--- a/西笑院HP作業ログ_完全版.docx
+++ b/西笑院HP作業ログ_完全版.docx
@@ -1515,6 +1515,362 @@
         <w:t>・garden.jpegはルートに残存（未使用）</w:t>
       </w:r>
     </w:p>
+    <w:p>
+      <w:r>
+        <w:t>────────────────────────────────────────</w:t>
+      </w:r>
+    </w:p>
+    <w:p>
+      <w:r>
+        <w:rPr>
+          <w:b/>
+          <w:sz w:val="24"/>
+        </w:rPr>
+        <w:t>第8回作業セッション（2026-05-27〜05-30）</w:t>
+      </w:r>
+    </w:p>
+    <w:p>
+      <w:r>
+        <w:rPr>
+          <w:b/>
+        </w:rPr>
+        <w:t>㉝ Googleセキュリティアラート説明・対応</w:t>
+      </w:r>
+    </w:p>
+    <w:p>
+      <w:r>
+        <w:t>「ログインをブロックしました」×2通（同一メールをPC・スマホで確認）、「保存したパスワード漏洩」メール（5/26）を調査。アクティビティは京都府・山形県からの不正ログイン試行。クロードコードとは無関係。対策：Gmailパスワード変更・2段階認証（YouTube経由で設定済み）を確認。「いいえ、私ではありません」を選択し報告。</w:t>
+      </w:r>
+    </w:p>
+    <w:p>
+      <w:r>
+        <w:rPr>
+          <w:b/>
+        </w:rPr>
+        <w:t>㉞ クロードコードAPIエラー（401）の説明</w:t>
+      </w:r>
+    </w:p>
+    <w:p>
+      <w:r>
+        <w:t>「Please run /login · API Error: 401」はクロードコード自体のログイン切れ。GoogleやGmailとは無関係。</w:t>
+      </w:r>
+    </w:p>
+    <w:p>
+      <w:r>
+        <w:rPr>
+          <w:b/>
+        </w:rPr>
+        <w:t>㉟ Bing Webmaster Tools 登録完了</w:t>
+      </w:r>
+    </w:p>
+    <w:p>
+      <w:r>
+        <w:t>seishouin.jpをBingに登録・HTMLメタタグで認証。index.htmlに認証タグ追加・GitHubプッシュ済み。sitemap.xml送信済み。効果：Bing・Yahoo検索でもインデックスされる。</w:t>
+      </w:r>
+    </w:p>
+    <w:p>
+      <w:r>
+        <w:rPr>
+          <w:b/>
+        </w:rPr>
+        <w:t>㊱ SEO状況確認</w:t>
+      </w:r>
+    </w:p>
+    <w:p>
+      <w:r>
+        <w:t>「西笑院 八王子」検索ではお墓情報サイトが上位。公式サイトはまだ未達。Google・Bing両方のSearch Console・サイトマップ登録が完了。</w:t>
+      </w:r>
+    </w:p>
+    <w:p>
+      <w:r>
+        <w:rPr>
+          <w:b/>
+        </w:rPr>
+        <w:t>㊲ Cドライブ容量問題の調査・整理</w:t>
+      </w:r>
+    </w:p>
+    <w:p>
+      <w:r>
+        <w:t>クロードコード旧バージョン4つ（900MB）＋pipキャッシュ（160MB）削除。合計約1.06GB解放。Claude Desktop VMファイル（rootfs.vhdx 8.9GB）・WSL2（ext4.vhdx 4.3GB）は保持。Cドライブ：220GBで63.5GB空き（問題なし）。今後Cドライブへのアクセスは事前確認してから行う。</w:t>
+      </w:r>
+    </w:p>
+    <w:p>
+      <w:r>
+        <w:t>---</w:t>
+      </w:r>
+    </w:p>
+    <w:p>
+      <w:r>
+        <w:rPr>
+          <w:b/>
+        </w:rPr>
+        <w:t>第9回作業セッション（2026-06-27）</w:t>
+      </w:r>
+    </w:p>
+    <w:p>
+      <w:r>
+        <w:t>㊳ Claude Code 再ログイン</w:t>
+      </w:r>
+    </w:p>
+    <w:p>
+      <w:r>
+        <w:t xml:space="preserve">　APIセッションが期限切れでログアウト状態になっていた。/loginコマンドで再認証完了。</w:t>
+        <w:br/>
+        <w:t xml:space="preserve">　原因：セッショントークンの有効期限切れ（定期的に再ログインが必要な仕様）</w:t>
+      </w:r>
+    </w:p>
+    <w:p>
+      <w:r>
+        <w:t>サイト作業：なし（ログイン作業のみ）</w:t>
+      </w:r>
+    </w:p>
+    <w:p>
+      <w:r>
+        <w:rPr>
+          <w:b/>
+        </w:rPr>
+        <w:t>帳簿追加機能（2026-06-27）</w:t>
+      </w:r>
+    </w:p>
+    <w:p>
+      <w:r>
+        <w:t>㊴ 一覧・検索タブに「一覧を印刷」ボタン追加（A4横向き・検索絞り込み結果を全明細印刷）</w:t>
+      </w:r>
+    </w:p>
+    <w:p>
+      <w:r>
+        <w:t xml:space="preserve">　月次集計タブに「収入のみ印刷」「支出のみ印刷」ボタン追加</w:t>
+      </w:r>
+    </w:p>
+    <w:p>
+      <w:r>
+        <w:t xml:space="preserve">　年次集計タブに「収入のみ印刷」「支出のみ印刷」ボタン追加</w:t>
+      </w:r>
+    </w:p>
+    <w:p>
+      <w:r>
+        <w:t xml:space="preserve">　使い方タブ更新（3機能の説明追記）</w:t>
+      </w:r>
+    </w:p>
+    <w:p>
+      <w:r>
+        <w:rPr>
+          <w:sz w:val="21"/>
+        </w:rPr>
+        <w:t>㊶ 檀信徒台帳に付届け1回金額・墓地管理料金額フィールドを追加</w:t>
+      </w:r>
+    </w:p>
+    <w:p>
+      <w:r>
+        <w:rPr>
+          <w:sz w:val="21"/>
+        </w:rPr>
+        <w:t xml:space="preserve">　台帳一覧で金額を表示（付届け：年4回・5,000円/回、墓地管理料：10,000円）</w:t>
+      </w:r>
+    </w:p>
+    <w:p>
+      <w:r>
+        <w:rPr>
+          <w:sz w:val="21"/>
+        </w:rPr>
+        <w:t xml:space="preserve">　未収管理「支払済にする」押下時に台帳の金額を自動セット</w:t>
+      </w:r>
+    </w:p>
+    <w:p>
+      <w:r>
+        <w:rPr>
+          <w:sz w:val="21"/>
+        </w:rPr>
+        <w:t xml:space="preserve">　設定タブのカテゴリ管理をアコーディオン折りたたみ＋ドラッグ&amp;ドロップに刷新</w:t>
+      </w:r>
+    </w:p>
+    <w:p>
+      <w:r>
+        <w:rPr>
+          <w:sz w:val="21"/>
+        </w:rPr>
+        <w:t xml:space="preserve">　相手先フィールドのフリガナ補完対応（漢字・ひらがな両対応、全フィールド）</w:t>
+      </w:r>
+    </w:p>
+    <w:p>
+      <w:r>
+        <w:t>---</w:t>
+      </w:r>
+    </w:p>
+    <w:p>
+      <w:r>
+        <w:rPr>
+          <w:b/>
+        </w:rPr>
+        <w:t>第10回作業セッション（2026-09-07）</w:t>
+      </w:r>
+    </w:p>
+    <w:p>
+      <w:r>
+        <w:rPr/>
+        <w:t>㊸ 泰岳寺（春日井市）とのHP比較調査（2026-08-29実施分の記録漏れを追記）</w:t>
+      </w:r>
+    </w:p>
+    <w:p>
+      <w:r>
+        <w:rPr/>
+        <w:t>既製テンプレート・多ページ構成の泰岳寺と比較。西笑院の優位点：デザインの独自性（家紋使用）、運用コストの低さ（GitHub Pages無料 vs レンタルサーバー年1〜2万円と推定）。泰岳寺の優位点：お知らせ更新の頻度、住職個人の発信力（ブログ・SNS）。改善提案：①住職紹介の完成、②お知らせ欄の実運用。資料：泰岳寺HP調査比較資料_令和8年8月.docx</w:t>
+      </w:r>
+    </w:p>
+    <w:p>
+      <w:r>
+        <w:rPr/>
+        <w:t>㊹ お知らせ欄をnews.txtに外部化・アコーディオン化</w:t>
+      </w:r>
+    </w:p>
+    <w:p>
+      <w:r>
+        <w:rPr/>
+        <w:t>泰岳寺調査の改善提案②を受けて着手。お知らせの中身をindex.htmlから分離し、news.txt（1行＝「日付｜本文」）をJavaScriptのfetchで読み込んで表示する方式に変更。代表者（ご住職）がGitHub上でnews.txtの行を追加・削除するだけで更新でき、HTMLタグを一切触らずに済む。GitHubへの書き込み権限はオーナーアカウント（seisyoinn1560-web）のみが保持しており、意図せず第三者が編集できる状態ではないことを確認済み。あわせて、お知らせが4件以上になった場合に4件目以降を「＋もっと見る」ボタンで開閉できるアコーディオン方式を追加（FAQセクションと同じaria-expandedパターンを踏襲）。</w:t>
+      </w:r>
+    </w:p>
+    <w:p>
+      <w:r>
+        <w:rPr/>
+        <w:t>㊺ 年間行事に「当山施餓鬼会」（10月）を追加</w:t>
+      </w:r>
+    </w:p>
+    <w:p>
+      <w:r>
+        <w:rPr/>
+        <w:t>改善提案①（住職紹介の完成）は写真・略歴が未準備のため保留し、まず着手可能な行事情報の充実から対応。説明文は「近隣のご寺院より二十名ほどの僧侶をお招きし、ご先祖様のご供養とともに、三界万霊（縁あるすべての霊）に広く施しを捧げる、当山を代表する法要です。」とし、教義的な由来（餓鬼道への施し）よりも実際の運用（先祖供養・三界万霊供養・招待僧侶数）を反映した表現とした。</w:t>
+      </w:r>
+    </w:p>
+    <w:p>
+      <w:r>
+        <w:rPr/>
+        <w:t>㊻ 未コミットの画像削除を確認（要注意・未対応）</w:t>
+      </w:r>
+    </w:p>
+    <w:p>
+      <w:r>
+        <w:rPr/>
+        <w:t>作業中、mineo-daikyu.jpg・sennenjo.png・seishouin-home.jpg等、index.htmlから参照されている画像ファイルがローカル作業ディレクトリ上で削除（未コミット）状態になっていることを発見。「峰尾大休/」「境内案内掲載写真/」フォルダに同一内容のファイルが整理・コピーされており、ルート直下の元ファイルの方だけが削除されていた（写真整理時に生じたものと推測）。この削除はリモート（本番）にはpushされておらず実害はないが、今後git add -A等でまとめてコミット・pushすると本番の画像が消えるおそれがあるため、対応が必要な既知の懸念事項として記録する。</w:t>
+      </w:r>
+    </w:p>
+    <w:p>
+      <w:r>
+        <w:rPr/>
+        <w:t>サイト作業：news.txt新規作成・index.html更新（お知らせ外部化＋アコーディオン化＋施餓鬼会追加）</w:t>
+      </w:r>
+    </w:p>
+    <w:p>
+      <w:r>
+        <w:rPr/>
+        <w:t>㊼ お知らせのフェード開閉・リンク対応・「随時」固定位置・コードレビューによる修正</w:t>
+      </w:r>
+    </w:p>
+    <w:p>
+      <w:r>
+        <w:rPr/>
+        <w:t>お知らせの開閉を瞬時の表示/非表示からフェード演出に変更し、news.txtの3項目目でリンク指定できるようにした。「随時」を件数制限の対象外として常に最上部に固定し、追記は一番下に書くほどサイトでは一番上に表示される仕様に変更（GitHub上での編集の実運用に合わせた）。スマホで本文が2行目以降見切れる不具合も発見・修正した。</w:t>
+      </w:r>
+    </w:p>
+    <w:p>
+      <w:r>
+        <w:rPr/>
+        <w:t>ユーザーからの「サイト全体で広く丁寧に精査して」との依頼を受け、/code-review（xhighレベル）でindex.html全体をレビューし、7件を修正した：画像パス切れ2件（峰尾大休老師の写真4枚・seishouin-home.jpg）、お知らせ機能の自作バグ2件（「随時」の件数制限漏れ・区切り記号の優先順位）、お問い合わせフォームの送信失敗時無反応、ライトボックスの矢印キー誤動作、モバイルメニューのリサイズ時二重表示。</w:t>
+      </w:r>
+    </w:p>
+    <w:p>
+      <w:r>
+        <w:rPr/>
+        <w:t>なお、画像パス整理の作業中、移動先の「峰尾大休/」フォルダが一度もgit管理下になかったことに気づかず、index.htmlの参照先だけを先に変更・コミットしてしまい、本番で峰尾大休老師の写真4枚が数分間表示されない状態を作ってしまった。フォルダをgit追加することですぐに復旧させたが、教訓として「ファイルパスを変更する際は、移動先が実際にgit管理下にあるかをgit ls-filesで必ず先に確認する」ことを記録しておく。</w:t>
+      </w:r>
+    </w:p>
+    <w:p>
+      <w:r>
+        <w:rPr>
+          <w:b w:val="0"/>
+        </w:rPr>
+        <w:t>---</w:t>
+      </w:r>
+    </w:p>
+    <w:p>
+      <w:r>
+        <w:rPr>
+          <w:b/>
+        </w:rPr>
+        <w:t>第11回作業セッション（2026-10-20）</w:t>
+      </w:r>
+    </w:p>
+    <w:p>
+      <w:r>
+        <w:rPr>
+          <w:b w:val="0"/>
+        </w:rPr>
+        <w:t>競合HP（斟珠寺 shinsyuji.jp）のヘッダーデザインを参考に、ヘッダー・ヒーロー・スマホメニューを改修。</w:t>
+      </w:r>
+    </w:p>
+    <w:p>
+      <w:r>
+        <w:rPr>
+          <w:b w:val="0"/>
+        </w:rPr>
+        <w:t>㊽ ヘッダー右上に電話番号＋LINE公式アカウント（@679uhivj）へのアイコン付きリンクを追加</w:t>
+      </w:r>
+    </w:p>
+    <w:p>
+      <w:r>
+        <w:rPr>
+          <w:b w:val="0"/>
+        </w:rPr>
+        <w:t>アイコンは元の吹き出し型（緑 #06C755）の中に小さく白文字で「LINE」と入れたデザイン（一度丸角四角のバッジに置き換えてしまい、見本と違うとの指摘を受けて吹き出し型に戻した）。「お気軽にご相談ください」はプレーンなゴールド文字（塗りバッジも一度試したが見本と違ったため不採用）。ロゴ（家紋＋「西笑院」文字）のサイズは、元のサイズ→拡大→元に戻す→拡大版と元サイズの中間、と調整を重ねた末に確定。</w:t>
+      </w:r>
+    </w:p>
+    <w:p>
+      <w:r>
+        <w:rPr>
+          <w:b w:val="0"/>
+        </w:rPr>
+        <w:t>㊾ スマホ版メニューの電話番号をナビ最上部から最下部に移動、LINEも追加</w:t>
+      </w:r>
+    </w:p>
+    <w:p>
+      <w:r>
+        <w:rPr>
+          <w:b w:val="0"/>
+        </w:rPr>
+        <w:t>「お気軽にご相談ください」＋電話番号・LINE（横並び、各々下線）をナビ一番下に配置。電話番号が2行に折り返す不具合があったため、white-space:nowrap＋フォントサイズ縮小（.95rem）で1行に収めた。</w:t>
+      </w:r>
+    </w:p>
+    <w:p>
+      <w:r>
+        <w:rPr>
+          <w:b w:val="0"/>
+        </w:rPr>
+        <w:t>㊿ ヒーローにローマ字「TOSOTSUZAN」を追加、表記の誤りを修正</w:t>
+      </w:r>
+    </w:p>
+    <w:p>
+      <w:r>
+        <w:rPr>
+          <w:b w:val="0"/>
+        </w:rPr>
+        <w:t>「西笑院」の下・「SEISHO-IN」の真上に「TOSOTSUZAN」を追加（2行表示）。ローマ字表記は兜率天（とそつてん）と同じ読みのためヘボン式で「TOSOTSUZAN」（Sは1つ）が正式。フッターに元からあった「TOSSOTSUZAN」（S2つ）は誤記だったため、両方とも修正・統一した。</w:t>
+      </w:r>
+    </w:p>
+    <w:p>
+      <w:r>
+        <w:rPr>
+          <w:b w:val="0"/>
+        </w:rPr>
+        <w:t>教訓：ユーザーが画像で細かく指示した内容（LINEアイコンの形状、ローマ字を追加する位置）を、画像をよく見ずに自己判断で別の解釈をしてしまい、何度か手戻りが発生した。見本の画像に丸や矢印の書き込みがある場合は、安易に判断せずよく確認すること。</w:t>
+      </w:r>
+    </w:p>
+    <w:p>
+      <w:r>
+        <w:rPr>
+          <w:b w:val="0"/>
+        </w:rPr>
+        <w:t>対象ファイル：index.html</w:t>
+      </w:r>
+    </w:p>
     <w:sectPr>
       <w:pgSz w:w="12240" w:h="15840"/>
       <w:pgMar w:top="1440" w:right="1800" w:bottom="1440" w:left="1800" w:header="720" w:footer="720" w:gutter="0"/>
